--- a/docs/anteproyecto/PTRequerimientosFuncional .docx
+++ b/docs/anteproyecto/PTRequerimientosFuncional .docx
@@ -6725,9 +6725,9 @@
         <w:tblLook w:val="04A0" w:firstRow="1" w:lastRow="0" w:firstColumn="1" w:lastColumn="0" w:noHBand="0" w:noVBand="1"/>
       </w:tblPr>
       <w:tblGrid>
-        <w:gridCol w:w="595"/>
-        <w:gridCol w:w="6450"/>
-        <w:gridCol w:w="1072"/>
+        <w:gridCol w:w="582"/>
+        <w:gridCol w:w="6494"/>
+        <w:gridCol w:w="1041"/>
         <w:gridCol w:w="909"/>
       </w:tblGrid>
       <w:tr>
@@ -6901,7 +6901,7 @@
           </w:tcPr>
           <w:p>
             <w:r>
-              <w:t>El sistema debe mostrar en la ficha un resumen del día: la próxima sesión con el alumno (CU18), la rutina que le toca hoy con su detalle (CU14), un aviso si tiene una evaluación física agendada hoy (CU18), las notas de agenda asociadas al alumno (CU18) y un aviso si tiene cuotas impagas (CU21).</w:t>
+              <w:t>El sistema debe mostrar en la ficha un resumen del día: la próxima sesión con el alumno (CU18), la rutina que le toca hoy con su detalle (CU14), un aviso si tiene una evaluación física agendada hoy (CU18), las notas de agenda asociadas al alumno (CU18), un aviso si tiene cuotas impagas (CU21) y el porcentaje de asistencia del mes en curso y del anterior (CU18).</w:t>
             </w:r>
           </w:p>
         </w:tc>
@@ -6995,6 +6995,7 @@
           </w:tcPr>
           <w:p>
             <w:r>
+              <w:lastRenderedPageBreak/>
               <w:t>RF-10.04</w:t>
             </w:r>
           </w:p>
@@ -7050,7 +7051,6 @@
           </w:tcPr>
           <w:p>
             <w:r>
-              <w:lastRenderedPageBreak/>
               <w:t>RF-10.05</w:t>
             </w:r>
           </w:p>
@@ -8138,6 +8138,7 @@
           </w:tcPr>
           <w:p>
             <w:r>
+              <w:lastRenderedPageBreak/>
               <w:t>RF-13.05</w:t>
             </w:r>
           </w:p>
@@ -8234,7 +8235,6 @@
                 <w:b/>
                 <w:bCs/>
               </w:rPr>
-              <w:lastRenderedPageBreak/>
               <w:t>ID</w:t>
             </w:r>
           </w:p>
